--- a/fall2025/dsc630_data_prediction/week6/Milestone 2&3 Gabriel Vance.docx
+++ b/fall2025/dsc630_data_prediction/week6/Milestone 2&3 Gabriel Vance.docx
@@ -251,6 +251,155 @@
           <w:t>https://github.com/KaiDMML/FakeNewsNet</w:t>
         </w:r>
       </w:hyperlink>
+    </w:p>
+    <w:p>
+      <w:pPr>
+        <w:spacing w:line="480" w:lineRule="auto"/>
+      </w:pPr>
+    </w:p>
+    <w:p>
+      <w:pPr>
+        <w:spacing w:line="480" w:lineRule="auto"/>
+        <w:jc w:val="center"/>
+        <w:rPr>
+          <w:rFonts w:ascii="Times New Roman" w:hAnsi="Times New Roman" w:cs="Times New Roman"/>
+          <w:sz w:val="40"/>
+          <w:szCs w:val="40"/>
+        </w:rPr>
+      </w:pPr>
+    </w:p>
+    <w:p>
+      <w:pPr>
+        <w:spacing w:line="480" w:lineRule="auto"/>
+        <w:jc w:val="center"/>
+        <w:rPr>
+          <w:rFonts w:ascii="Times New Roman" w:hAnsi="Times New Roman" w:cs="Times New Roman"/>
+          <w:sz w:val="40"/>
+          <w:szCs w:val="40"/>
+        </w:rPr>
+      </w:pPr>
+      <w:r>
+        <w:rPr>
+          <w:rFonts w:ascii="Times New Roman" w:hAnsi="Times New Roman" w:cs="Times New Roman"/>
+          <w:sz w:val="40"/>
+          <w:szCs w:val="40"/>
+        </w:rPr>
+        <w:lastRenderedPageBreak/>
+        <w:t xml:space="preserve">Milestone </w:t>
+      </w:r>
+      <w:r>
+        <w:rPr>
+          <w:rFonts w:ascii="Times New Roman" w:hAnsi="Times New Roman" w:cs="Times New Roman"/>
+          <w:sz w:val="40"/>
+          <w:szCs w:val="40"/>
+        </w:rPr>
+        <w:t>3</w:t>
+      </w:r>
+      <w:r>
+        <w:rPr>
+          <w:rFonts w:ascii="Times New Roman" w:hAnsi="Times New Roman" w:cs="Times New Roman"/>
+          <w:sz w:val="40"/>
+          <w:szCs w:val="40"/>
+        </w:rPr>
+        <w:t xml:space="preserve"> </w:t>
+      </w:r>
+      <w:r>
+        <w:rPr>
+          <w:rFonts w:ascii="Times New Roman" w:hAnsi="Times New Roman" w:cs="Times New Roman"/>
+          <w:sz w:val="40"/>
+          <w:szCs w:val="40"/>
+        </w:rPr>
+        <w:t xml:space="preserve">– </w:t>
+      </w:r>
+      <w:r>
+        <w:rPr>
+          <w:rFonts w:ascii="Times New Roman" w:hAnsi="Times New Roman" w:cs="Times New Roman"/>
+          <w:sz w:val="40"/>
+          <w:szCs w:val="40"/>
+        </w:rPr>
+        <w:t>Preliminary Analysis</w:t>
+      </w:r>
+    </w:p>
+    <w:p>
+      <w:pPr>
+        <w:spacing w:line="480" w:lineRule="auto"/>
+      </w:pPr>
+      <w:r>
+        <w:tab/>
+      </w:r>
+      <w:r>
+        <w:t>Since the initial proposal, I’ve conducted a thorough analysis for the dataset. My initial goal of training for 75% accuracy is still on target. There have been some surprises, though.</w:t>
+      </w:r>
+    </w:p>
+    <w:p>
+      <w:pPr>
+        <w:spacing w:line="480" w:lineRule="auto"/>
+      </w:pPr>
+      <w:r>
+        <w:tab/>
+        <w:t xml:space="preserve">First, this problem is a bit more abstract that I realized. Text/language processing is dependent on the </w:t>
+      </w:r>
+      <w:r>
+        <w:t>data source</w:t>
+      </w:r>
+      <w:r>
+        <w:t xml:space="preserve">. News typically follows a format of an article title and the </w:t>
+      </w:r>
+      <w:r>
+        <w:t>body or content of the article. This is extremely relevant because various fake news datasets and APIs share this common structure. However, certain models perform better at learning and predicting titles of articles instead of the article content themselves. When articles are shared on social media, the entire content is rarely read. In fact, many people don’t read the entire article even if they click on it, but they’re all guaranteed to read the title. My dataset contains article titles, but I could find other datasets for additional evaluation.</w:t>
+      </w:r>
+    </w:p>
+    <w:p>
+      <w:pPr>
+        <w:spacing w:line="480" w:lineRule="auto"/>
+        <w:ind w:firstLine="720"/>
+      </w:pPr>
+      <w:r>
+        <w:t xml:space="preserve">Although I initially and continue to utilize </w:t>
+      </w:r>
+      <w:proofErr w:type="spellStart"/>
+      <w:r>
+        <w:t>TextBlob</w:t>
+      </w:r>
+      <w:proofErr w:type="spellEnd"/>
+      <w:r>
+        <w:t xml:space="preserve"> for analysis and prediction, a recent assignment prompted me to alter my strategy. Upon reviewing the credit default prediction study, I gained insights into the methodologies employed by data scientists in employing multiple models and comparing classification reports to select the most effective models. Consequently, I have modified my approach to incorporate multiple </w:t>
+      </w:r>
+      <w:r>
+        <w:lastRenderedPageBreak/>
+        <w:t>models. This not only guarantees the utilization of the optimal model but also facilitates a deeper comprehension of the data’s characteristics.</w:t>
+      </w:r>
+    </w:p>
+    <w:p>
+      <w:pPr>
+        <w:spacing w:line="480" w:lineRule="auto"/>
+        <w:ind w:firstLine="720"/>
+      </w:pPr>
+      <w:r>
+        <w:t xml:space="preserve">Data visualization has proven instrumental in comprehending and conveying the narrative of data. For instance, plotting both the authentic and fabricated news tweet counts reveals a highly skewed distribution, predominantly on the right side. This observation stems from the presence of numerous news articles lacking tweet IDs, indicating either data omission or the non-tweeting of certain news stories. Even after standardization, the “authentic” data set exhibited a pronounced right skew due to the abundance of zeros. Histograms serve as effective tools for visualizing this distribution. Additionally, histograms were employed to illustrate sentiment, demonstrating that both datasets predominantly strive for a sentiment of zero or “neutral.” </w:t>
+      </w:r>
+    </w:p>
+    <w:p>
+      <w:pPr>
+        <w:spacing w:line="480" w:lineRule="auto"/>
+        <w:ind w:firstLine="720"/>
+      </w:pPr>
+      <w:r>
+        <w:t>Although the article’s origin is a potential feature for prediction, I have not yet utilized it as a predictive factor. This is because I intended for the content of the fabricated news to be the primary source of predictions. If time permits, I will likely incorporate this data into my overall findings, as it may enhance the accuracy of reporting fabricated news. Additionally, this data could help determine whether the primary source of fake news classification is textual content or data origin.</w:t>
+      </w:r>
+    </w:p>
+    <w:p>
+      <w:pPr>
+        <w:spacing w:line="480" w:lineRule="auto"/>
+        <w:ind w:firstLine="720"/>
+      </w:pPr>
+      <w:r>
+        <w:t xml:space="preserve">In summary, the original objective remains intact, but there are additional avenues for investigation. Upon attaining the 75% accuracy, we will transition to delve deeper into </w:t>
+      </w:r>
+      <w:r>
+        <w:lastRenderedPageBreak/>
+        <w:t>the data, thereby enabling us to present a more comprehensive and coherent picture for the final project.</w:t>
+      </w:r>
     </w:p>
     <w:sectPr>
       <w:headerReference w:type="default" r:id="rId9"/>
@@ -359,7 +508,7 @@
       <w:pStyle w:val="Header"/>
     </w:pPr>
     <w:r>
-      <w:t>September 14, 2025</w:t>
+      <w:t>October 19, 2025</w:t>
     </w:r>
   </w:p>
   <w:p>
